--- a/05_Hoe_statistieken_ontsluiten/text/Grafieken_maken/Instruties breuken weergeven in evolutiegrafieken_suggesties.docx
+++ b/05_Hoe_statistieken_ontsluiten/text/Grafieken_maken/Instruties breuken weergeven in evolutiegrafieken_suggesties.docx
@@ -49,6 +49,14 @@
     </w:p>
     <w:p>
       <w:pPr>
+        <w:pStyle w:val="reactie"/>
+      </w:pPr>
+      <w:r>
+        <w:t>Antwoorden Jorre in blauw</w:t>
+      </w:r>
+    </w:p>
+    <w:p>
+      <w:pPr>
         <w:rPr>
           <w:sz w:val="22"/>
           <w:szCs w:val="22"/>
@@ -112,11 +120,50 @@
     </w:p>
     <w:p>
       <w:pPr>
-        <w:rPr>
-          <w:sz w:val="22"/>
-          <w:szCs w:val="22"/>
-        </w:rPr>
-      </w:pPr>
+        <w:pStyle w:val="reactie"/>
+      </w:pPr>
+      <w:r>
+        <w:t>Algemene afspraak die gemaakt moet worden: Opmerkingen mogen steeds gegeven worden</w:t>
+      </w:r>
+      <w:r>
+        <w:t xml:space="preserve"> en punten kunnen ter discussie liggen</w:t>
+      </w:r>
+      <w:r>
+        <w:t>, maar a</w:t>
+      </w:r>
+      <w:r>
+        <w:t xml:space="preserve">rgumentatie </w:t>
+      </w:r>
+      <w:r>
+        <w:t>word</w:t>
+      </w:r>
+      <w:r>
+        <w:t>t</w:t>
+      </w:r>
+      <w:r>
+        <w:t xml:space="preserve"> onderbouwd door </w:t>
+      </w:r>
+      <w:r>
+        <w:t xml:space="preserve">literatuur en goede praktijken uit de buitenwereld. Er bestaat een rijke literatuur over ontsluiten van data, datagedreven beleid, visualisaties, … maar deze lijkt nauwelijks </w:t>
+      </w:r>
+      <w:r>
+        <w:t xml:space="preserve">gekend, geraadpleegd en </w:t>
+      </w:r>
+      <w:r>
+        <w:t>gebruikt te worden</w:t>
+      </w:r>
+      <w:r>
+        <w:t xml:space="preserve"> binnen de VSA</w:t>
+      </w:r>
+      <w:r>
+        <w:t>.</w:t>
+      </w:r>
+      <w:r>
+        <w:t xml:space="preserve"> </w:t>
+      </w:r>
+      <w:r>
+        <w:t xml:space="preserve"> </w:t>
+      </w:r>
     </w:p>
     <w:p>
       <w:pPr>
@@ -303,7 +350,15 @@
           <w:sz w:val="22"/>
           <w:szCs w:val="22"/>
         </w:rPr>
-        <w:t xml:space="preserve">Voor statische grafieken in een gedrukte publicatie zijn deze adviezen zeer geschikt, voor online publicatie </w:t>
+        <w:t xml:space="preserve">Voor statische grafieken in een gedrukte publicatie zijn </w:t>
+      </w:r>
+      <w:r>
+        <w:rPr>
+          <w:sz w:val="22"/>
+          <w:szCs w:val="22"/>
+        </w:rPr>
+        <w:lastRenderedPageBreak/>
+        <w:t xml:space="preserve">deze adviezen zeer geschikt, voor online publicatie </w:t>
       </w:r>
       <w:r>
         <w:rPr>
@@ -338,23 +393,7 @@
           <w:sz w:val="22"/>
           <w:szCs w:val="22"/>
         </w:rPr>
-        <w:t xml:space="preserve">gezien breedte van schermen, </w:t>
-      </w:r>
-      <w:proofErr w:type="spellStart"/>
-      <w:r>
-        <w:rPr>
-          <w:sz w:val="22"/>
-          <w:szCs w:val="22"/>
-        </w:rPr>
-        <w:t>hoover</w:t>
-      </w:r>
-      <w:proofErr w:type="spellEnd"/>
-      <w:r>
-        <w:rPr>
-          <w:sz w:val="22"/>
-          <w:szCs w:val="22"/>
-        </w:rPr>
-        <w:t xml:space="preserve"> functie, …)</w:t>
+        <w:t>gezien breedte van schermen, hoover functie, …)</w:t>
       </w:r>
       <w:r>
         <w:rPr>
@@ -418,23 +457,7 @@
         <w:pStyle w:val="reactie"/>
       </w:pPr>
       <w:r>
-        <w:t xml:space="preserve">De handleiding is op dit moment een statische pdf, waardoor het logisch is dat de voorbeelden vooral statische grafieken tonen. Tegelijk zijn de principes voor statische visualisaties doorgaans heel vlot te vertalen naar dynamische varianten. In veel gezaghebbende handboeken, zoals die van Stephen Few en Cole </w:t>
-      </w:r>
-      <w:proofErr w:type="spellStart"/>
-      <w:r>
-        <w:t>Nussbaumer</w:t>
-      </w:r>
-      <w:proofErr w:type="spellEnd"/>
-      <w:r>
-        <w:t xml:space="preserve"> </w:t>
-      </w:r>
-      <w:proofErr w:type="spellStart"/>
-      <w:r>
-        <w:t>Knaflic</w:t>
-      </w:r>
-      <w:proofErr w:type="spellEnd"/>
-      <w:r>
-        <w:t>, wordt dat onderscheid zelfs nauwelijks expliciet gemaakt.</w:t>
+        <w:t>De handleiding is op dit moment een statische pdf, waardoor het logisch is dat de voorbeelden vooral statische grafieken tonen. Tegelijk zijn de principes voor statische visualisaties doorgaans heel vlot te vertalen naar dynamische varianten. In veel gezaghebbende handboeken, zoals die van Stephen Few en Cole Nussbaumer Knaflic, wordt dat onderscheid zelfs nauwelijks expliciet gemaakt.</w:t>
       </w:r>
     </w:p>
     <w:p>
@@ -442,13 +465,29 @@
         <w:pStyle w:val="reactie"/>
       </w:pPr>
       <w:r>
-        <w:t xml:space="preserve">Dynamische grafieken bieden uiteraard bijkomende mogelijkheden die we nog verder kunnen benutten. Uit jullie opmerkingen blijkt dat er op sommige punten nog optimalisaties mogelijk zijn. Zo stellen jullie bijvoorbeeld voor om, wanneer er plaatsgebrek is en tekst in de grafiek te druk wordt, alle informatie te verplaatsen naar statische legendes of voetnoten. Veel auteurs raden legendes echter af vanwege hun impact op leesbaarheid. Bij dynamische grafieken kunnen net interactieve elementen, zoals </w:t>
-      </w:r>
-      <w:proofErr w:type="spellStart"/>
-      <w:r>
-        <w:t>hover</w:t>
-      </w:r>
-      <w:proofErr w:type="spellEnd"/>
+        <w:t>Dynamische grafieken bieden uiteraard bijkomende mogelijkheden die we nog verder kunnen benutten</w:t>
+      </w:r>
+      <w:r>
+        <w:t xml:space="preserve"> en uitbuiten</w:t>
+      </w:r>
+      <w:r>
+        <w:t xml:space="preserve">. Uit jullie opmerkingen blijkt dat er op sommige punten nog optimalisaties mogelijk zijn. Zo stellen jullie bijvoorbeeld voor om, wanneer er plaatsgebrek is en tekst in de grafiek te druk wordt, alle informatie te verplaatsen naar statische legendes of voetnoten. Veel auteurs raden legendes </w:t>
+      </w:r>
+      <w:r>
+        <w:t xml:space="preserve">sterk </w:t>
+      </w:r>
+      <w:r>
+        <w:t xml:space="preserve"> af vanwege hun impact op leesbaarheid</w:t>
+      </w:r>
+      <w:r>
+        <w:t xml:space="preserve">, lezers moeten erdoor te veel over het blad heen en weer springen om </w:t>
+      </w:r>
+      <w:r>
+        <w:t>inhoud te begrijpen</w:t>
+      </w:r>
+      <w:r>
+        <w:t>. Bij dynamische grafieken kunnen net interactieve elementen, zoals hover</w:t>
+      </w:r>
       <w:r>
         <w:noBreakHyphen/>
         <w:t>functionaliteiten, helpen om informatie op een intuïtieve en ruimte</w:t>
@@ -463,7 +502,19 @@
         <w:pStyle w:val="reactie"/>
       </w:pPr>
       <w:r>
-        <w:t>We nemen jullie feedback zeker mee en zijn het ermee eens dat het zinvol is om de vertaling van statische naar dynamische grafieken op een duidelijke manier toe te lichten ergens in de handleiding.</w:t>
+        <w:t>We nemen jullie feedback zeker mee en zijn het ermee eens dat het zinvol is om de vertaling van statische naar dynamische grafieken op een duidelijke</w:t>
+      </w:r>
+      <w:r>
+        <w:t>re</w:t>
+      </w:r>
+      <w:r>
+        <w:t xml:space="preserve"> manier toe te lichten ergens in de handleiding</w:t>
+      </w:r>
+      <w:r>
+        <w:t xml:space="preserve">, maar daarbij </w:t>
+      </w:r>
+      <w:r>
+        <w:t>vertrekken we wel vanuit basisprincipes om leesbare grafieken te maken.</w:t>
       </w:r>
     </w:p>
     <w:p>
@@ -656,62 +707,22 @@
           <w:sz w:val="22"/>
           <w:szCs w:val="22"/>
         </w:rPr>
-        <w:t xml:space="preserve">In het verleden hebben we er voor gekozen om cijfers die op verschillende bronnen gebaseerd zijn op te splitsen in verschillende </w:t>
-      </w:r>
-      <w:proofErr w:type="spellStart"/>
-      <w:r>
-        <w:rPr>
-          <w:sz w:val="22"/>
-          <w:szCs w:val="22"/>
-        </w:rPr>
-        <w:t>VOS’en</w:t>
-      </w:r>
-      <w:proofErr w:type="spellEnd"/>
-      <w:r>
-        <w:rPr>
-          <w:sz w:val="22"/>
-          <w:szCs w:val="22"/>
-        </w:rPr>
-        <w:t xml:space="preserve">. In het document wordt voorgesteld om cijfers gebaseerd op verschillende bronnen toch voor te stellen in 1 figuur. Wordt dat dan weer 1 VOS? </w:t>
-      </w:r>
-      <w:r>
-        <w:rPr>
-          <w:sz w:val="22"/>
-          <w:szCs w:val="22"/>
-        </w:rPr>
-        <w:t xml:space="preserve">Is dat wel aangewezen? Dan moet je 2 </w:t>
-      </w:r>
-      <w:proofErr w:type="spellStart"/>
-      <w:r>
-        <w:rPr>
-          <w:sz w:val="22"/>
-          <w:szCs w:val="22"/>
-        </w:rPr>
-        <w:t>metadatafiches</w:t>
-      </w:r>
-      <w:proofErr w:type="spellEnd"/>
-      <w:r>
-        <w:rPr>
-          <w:sz w:val="22"/>
-          <w:szCs w:val="22"/>
-        </w:rPr>
-        <w:t xml:space="preserve"> hebben, 2 operationele definities in VSP, … Is dat duidelijker voor de gebruiker? Is het niet eenvoudiger om op de cijferpagina’s linken te zetten naar verwante </w:t>
-      </w:r>
-      <w:proofErr w:type="spellStart"/>
-      <w:r>
-        <w:rPr>
-          <w:sz w:val="22"/>
-          <w:szCs w:val="22"/>
-        </w:rPr>
-        <w:t>VOS’en</w:t>
-      </w:r>
-      <w:proofErr w:type="spellEnd"/>
-      <w:r>
-        <w:rPr>
-          <w:sz w:val="22"/>
-          <w:szCs w:val="22"/>
-        </w:rPr>
-        <w:t>?</w:t>
+        <w:t xml:space="preserve">In het verleden hebben we er voor gekozen om cijfers die op verschillende bronnen gebaseerd zijn op te splitsen in verschillende VOS’en. In het document wordt voorgesteld om cijfers gebaseerd op verschillende bronnen toch voor te stellen in 1 figuur. Wordt dat dan weer 1 VOS? </w:t>
+      </w:r>
+      <w:r>
+        <w:rPr>
+          <w:sz w:val="22"/>
+          <w:szCs w:val="22"/>
+        </w:rPr>
+        <w:t xml:space="preserve">Is dat wel aangewezen? Dan moet je 2 metadatafiches hebben, 2 operationele </w:t>
+      </w:r>
+      <w:r>
+        <w:rPr>
+          <w:sz w:val="22"/>
+          <w:szCs w:val="22"/>
+        </w:rPr>
+        <w:lastRenderedPageBreak/>
+        <w:t>definities in VSP, … Is dat duidelijker voor de gebruiker? Is het niet eenvoudiger om op de cijferpagina’s linken te zetten naar verwante VOS’en?</w:t>
       </w:r>
     </w:p>
     <w:p>
@@ -767,7 +778,16 @@
         <w:pStyle w:val="reactie"/>
       </w:pPr>
       <w:r>
-        <w:t xml:space="preserve">Een statistiek vertrekt nooit uit data, maar steeds vanuit een gebruikersbehoefte, een vraag naar informatie rond een bepaald maatschappelijk fenomeen (zie GSBPM en andere internationale richtlijnen). Die gebruikersbehoeften worden vervolgens geoperationaliseerd, en in sommige gevallen blijkt dat er dan meerdere databronnen en analysetechnieken gebruikt kunnen worden, elk met zijn voor- en nadelen. Het lijkt ons net verwarrender en niet gebruiksvriendelijk om die verschillende databronnen dan te verspreiden over verschillende webpagina’s, terwijl die dezelfde behoefte beantwoorden. Hoe de bronnen dan precies getoond worden, hangt af van de inhoud. Het is aan de themaverantwoordelijke om hier een duidelijk antwoord op de gebruikersbehoefte uit te distilleren. Soms kan dat door cijfers uit verschillende bronnen te combineren in één grafiek zodat focus wordt gelegd op de nuance en vergelijking. In andere situaties is een aparte bespreking in verschillende paragrafen misschien meer aangewezen om meer focus te leggen op de verschillende dimensies van de gebruikersbehoefte. </w:t>
+        <w:t>Een statistiek vertrekt nooit uit data, maar steeds vanuit een gebruikersbehoefte, een vraag naar informatie rond een bepaald maatschappelijk fenomeen (zie GSBPM en andere internationale richtlijnen). Die gebruikersbehoeften worden vervolgens geoperationaliseerd, en in sommige gevallen blijkt dat er dan meerdere databronnen en analysetechnieken gebruikt kunnen worden, elk met zijn voor- en nadelen. Het lijkt ons net verwarrender en niet gebruiksvriendelijk om die verschillende databronnen dan te verspreiden over verschillende webpagina’s, terwijl die dezelfde behoefte beantwoorden. Hoe de bronnen dan precies getoond worden, hangt af van de inhoud. Het is aan de themaverantwoordelijke om hier een duidelijk antwoord op de gebruikersbehoefte uit te distilleren</w:t>
+      </w:r>
+      <w:r>
+        <w:t xml:space="preserve"> met </w:t>
+      </w:r>
+      <w:r>
+        <w:t>hulp van de expert ontsluiting en visualisatie</w:t>
+      </w:r>
+      <w:r>
+        <w:t xml:space="preserve">. Soms kan dat door cijfers uit verschillende bronnen te combineren in één grafiek zodat focus wordt gelegd op de nuance en vergelijking. In andere situaties is een aparte bespreking in verschillende paragrafen misschien meer aangewezen om meer focus te leggen op de verschillende dimensies van de gebruikersbehoefte. </w:t>
       </w:r>
     </w:p>
     <w:p>
@@ -775,31 +795,7 @@
         <w:pStyle w:val="reactie"/>
       </w:pPr>
       <w:r>
-        <w:t xml:space="preserve">Je hebt dus slechts 1 </w:t>
-      </w:r>
-      <w:proofErr w:type="spellStart"/>
-      <w:r>
-        <w:t>metadatafiche</w:t>
-      </w:r>
-      <w:proofErr w:type="spellEnd"/>
-      <w:r>
-        <w:t xml:space="preserve"> met één gebruikersbehoefte, maar daarin kunnen inderdaad 2 of meerdere </w:t>
-      </w:r>
-      <w:proofErr w:type="spellStart"/>
-      <w:r>
-        <w:t>operationalisaties</w:t>
-      </w:r>
-      <w:proofErr w:type="spellEnd"/>
-      <w:r>
-        <w:t xml:space="preserve"> worden opgenomen. Als je een gebruikersbehoefte kan opsplitsen in meerdere “losstaande” delen, dan kan je natuurlijk opsplitsen naar meerdere </w:t>
-      </w:r>
-      <w:proofErr w:type="spellStart"/>
-      <w:r>
-        <w:t>VOS’en</w:t>
-      </w:r>
-      <w:proofErr w:type="spellEnd"/>
-      <w:r>
-        <w:t>. Maar dat moet steeds gebeuren vanuit de inhoud van de behoefte, niet vanuit de beschikbaarheid van data en methoden.</w:t>
+        <w:t>Je hebt dus slechts 1 metadatafiche met één gebruikersbehoefte, maar daarin kunnen inderdaad 2 of meerdere operationalisaties worden opgenomen. Als je een gebruikersbehoefte kan opsplitsen in meerdere “losstaande” delen, dan kan je natuurlijk opsplitsen naar meerdere VOS’en. Maar dat moet steeds gebeuren vanuit de inhoud van de behoefte, niet vanuit de beschikbaarheid van data en methoden.</w:t>
       </w:r>
     </w:p>
     <w:p>
@@ -886,15 +882,7 @@
         <w:pStyle w:val="reactie"/>
       </w:pPr>
       <w:r>
-        <w:t xml:space="preserve">Verwijzingen naar legendes en voetnoten worden in de literatuur over het algemeen als niet gebruiksvriendelijk beschouwd omdat de lezer steeds over-en-weer moet gaan tussen stukken informatie. Het bovenstaande probleem kan worden opgelost door de </w:t>
-      </w:r>
-      <w:proofErr w:type="spellStart"/>
-      <w:r>
-        <w:t>tijdsas</w:t>
-      </w:r>
-      <w:proofErr w:type="spellEnd"/>
-      <w:r>
-        <w:t xml:space="preserve"> wat langer te maken, sowieso wordt die na verloop van tijd toch opgevuld met data.</w:t>
+        <w:t>Verwijzingen naar legendes en voetnoten worden in de literatuur over het algemeen als niet gebruiksvriendelijk beschouwd omdat de lezer steeds over-en-weer moet gaan tussen stukken informatie. Het bovenstaande probleem kan worden opgelost door de tijdsas wat langer te maken, sowieso wordt die na verloop van tijd toch opgevuld met data.</w:t>
       </w:r>
     </w:p>
     <w:p>
@@ -925,23 +913,8 @@
           <w:sz w:val="22"/>
           <w:szCs w:val="22"/>
         </w:rPr>
-        <w:t xml:space="preserve">Bij overlappende lijnen of lijnen die dicht bij elkaar liggen, opletten of we het wel zo kunnen publiceren, zeker als er </w:t>
-      </w:r>
-      <w:proofErr w:type="spellStart"/>
-      <w:r>
-        <w:rPr>
-          <w:sz w:val="22"/>
-          <w:szCs w:val="22"/>
-        </w:rPr>
-        <w:t>BI’s</w:t>
-      </w:r>
-      <w:proofErr w:type="spellEnd"/>
-      <w:r>
-        <w:rPr>
-          <w:sz w:val="22"/>
-          <w:szCs w:val="22"/>
-        </w:rPr>
-        <w:t xml:space="preserve"> bij zijn, dan kunnen die overlappen en is grafiek niet duidelijk.</w:t>
+        <w:lastRenderedPageBreak/>
+        <w:t>Bij overlappende lijnen of lijnen die dicht bij elkaar liggen, opletten of we het wel zo kunnen publiceren, zeker als er BI’s bij zijn, dan kunnen die overlappen en is grafiek niet duidelijk.</w:t>
       </w:r>
     </w:p>
     <w:p>
@@ -949,13 +922,11 @@
         <w:pStyle w:val="reactie"/>
       </w:pPr>
       <w:r>
-        <w:t xml:space="preserve">Dat kan inderdaad, maar er zijn voldoende creatieve oplossingen om dit tegen te gaan. Je kan bijvoorbeeld werken met small </w:t>
-      </w:r>
-      <w:proofErr w:type="spellStart"/>
-      <w:r>
-        <w:t>multiples</w:t>
-      </w:r>
-      <w:proofErr w:type="spellEnd"/>
+        <w:t>Dat kan inderdaad, maar er zijn voldoende creatieve oplossingen om dit tegen te gaan. Je kan bijvoorbeeld werken met small multiples</w:t>
+      </w:r>
+      <w:r>
+        <w:t xml:space="preserve"> bij statische grafieken en hoover-functies waarbij één lijn oplicht bij dynamische grafieken</w:t>
+      </w:r>
       <w:r>
         <w:t xml:space="preserve">. </w:t>
       </w:r>
@@ -995,7 +966,7 @@
         <w:pStyle w:val="reactie"/>
       </w:pPr>
       <w:r>
-        <w:t>Klopt voor een deel, maar mensen zijn ook geneigd om tekst over te slaan en enkel grafieken te bekijken. Belangrijke info staat daarom best ook in de grafiek en de in de literatuur wordt algemeen aangeraden de boodschap van de grafiek in de titel te zetten in plaats van een loutere inhoudsbeschrijving. Welke informatie belangrijk is, is natuurlijk geen exacte wetenschap.</w:t>
+        <w:t>Klopt voor een deel, maar mensen zijn ook geneigd om tekst over te slaan en enkel grafieken te bekijken. Belangrijke info staat daarom best ook in de grafiek en in de literatuur wordt algemeen aangeraden de boodschap van de grafiek in de titel te zetten in plaats van een loutere inhoudsbeschrijving. Welke informatie belangrijk is, is natuurlijk geen exacte wetenschap.</w:t>
       </w:r>
     </w:p>
     <w:p>
@@ -1210,23 +1181,7 @@
           <w:sz w:val="22"/>
           <w:szCs w:val="22"/>
         </w:rPr>
-        <w:t xml:space="preserve"> </w:t>
-      </w:r>
-      <w:proofErr w:type="spellStart"/>
-      <w:r>
-        <w:rPr>
-          <w:sz w:val="22"/>
-          <w:szCs w:val="22"/>
-        </w:rPr>
-        <w:t>Pantarein</w:t>
-      </w:r>
-      <w:proofErr w:type="spellEnd"/>
-      <w:r>
-        <w:rPr>
-          <w:sz w:val="22"/>
-          <w:szCs w:val="22"/>
-        </w:rPr>
-        <w:t>)</w:t>
+        <w:t xml:space="preserve"> Pantarein)</w:t>
       </w:r>
       <w:r>
         <w:rPr>
@@ -1267,7 +1222,7 @@
                     <pic:cNvPicPr/>
                   </pic:nvPicPr>
                   <pic:blipFill>
-                    <a:blip r:embed="rId5"/>
+                    <a:blip r:embed="rId8"/>
                     <a:stretch>
                       <a:fillRect/>
                     </a:stretch>
@@ -1293,7 +1248,7 @@
         <w:pStyle w:val="reactie"/>
       </w:pPr>
       <w:r>
-        <w:t>In deze opmerking staan enkele zaken die volgens ons niet helemaal kloppen:</w:t>
+        <w:t>In deze opmerking staan enkele zaken die niet kloppen:</w:t>
       </w:r>
     </w:p>
     <w:p>
@@ -1317,15 +1272,7 @@
         </w:numPr>
       </w:pPr>
       <w:r>
-        <w:t xml:space="preserve">Statistieken vertrekken vanuit gebruikersbehoeften en worden vervolgens geoperationaliseerd naar cijfers. De </w:t>
-      </w:r>
-      <w:proofErr w:type="spellStart"/>
-      <w:r>
-        <w:t>terugvertaling</w:t>
-      </w:r>
-      <w:proofErr w:type="spellEnd"/>
-      <w:r>
-        <w:t xml:space="preserve"> van cijfers naar gebruikersbehoeften is per definitie een boodschap. Dit is eigen aan statistieken, maar niet per definitie niet-neutraal.</w:t>
+        <w:t>Statistieken vertrekken vanuit gebruikersbehoeften en worden vervolgens geoperationaliseerd naar cijfers. De terugvertaling van cijfers naar gebruikersbehoeften is per definitie een boodschap. Dit is eigen aan statistieken, maar niet per definitie niet-neutraal.</w:t>
       </w:r>
     </w:p>
     <w:p>
@@ -1337,6 +1284,7 @@
         </w:numPr>
       </w:pPr>
       <w:r>
+        <w:lastRenderedPageBreak/>
         <w:t>De cijferpagina’s staan nu al vol boodschappen in de teksten, waarom mag dat dan plots niet in de grafieken?</w:t>
       </w:r>
     </w:p>
@@ -1349,15 +1297,13 @@
         </w:numPr>
       </w:pPr>
       <w:r>
-        <w:t xml:space="preserve">Als je data weergeeft in een grafiek maak je automatisch keuzes over de grafiektype, de </w:t>
-      </w:r>
-      <w:proofErr w:type="spellStart"/>
-      <w:r>
-        <w:t>layout</w:t>
-      </w:r>
-      <w:proofErr w:type="spellEnd"/>
-      <w:r>
-        <w:t>,… Dit stuurt gebruikers ook in hun interpretatie. Dit zou je volgens jullie redenering ook niet al neutraal kunnen beschouwen. Als je bijvoorbeeld een trendlijn weergeeft, stuur je automatisch aan op een interpretatie van tijdtrends en negeer je andere kenmerken van de data.</w:t>
+        <w:t xml:space="preserve">Als je data weergeeft in een grafiek maak je automatisch keuzes over de grafiektype, de layout,… Dit stuurt gebruikers ook in hun interpretatie. Dit zou je volgens jullie redenering ook al </w:t>
+      </w:r>
+      <w:r>
+        <w:t xml:space="preserve">niet </w:t>
+      </w:r>
+      <w:r>
+        <w:t>neutraal kunnen beschouwen. Als je bijvoorbeeld een trendlijn weergeeft, stuur je automatisch aan op een interpretatie van tijdtrends en negeer je andere kenmerken van de data.</w:t>
       </w:r>
     </w:p>
     <w:p>
@@ -1390,15 +1336,13 @@
         </w:numPr>
       </w:pPr>
       <w:r>
-        <w:t xml:space="preserve">Heel wat toonaangevende auteurs en handboeken geven dan ook expliciet als goede praktijk mee om de boodschap van de grafiek op te nemen in de titel van de grafiek. Check bv. regel 9 in het boek van Koen Van den </w:t>
-      </w:r>
-      <w:proofErr w:type="spellStart"/>
-      <w:r>
-        <w:t>Eeckhout</w:t>
-      </w:r>
-      <w:proofErr w:type="spellEnd"/>
-      <w:r>
-        <w:t>.</w:t>
+        <w:t xml:space="preserve">Heel wat toonaangevende auteurs en handboeken geven </w:t>
+      </w:r>
+      <w:r>
+        <w:t>e</w:t>
+      </w:r>
+      <w:r>
+        <w:t>xpliciet als goede praktijk mee om de boodschap van de grafiek op te nemen in de titel van de grafiek. Check bv. regel 9 in het boek van Koen Van den Eeckhout.</w:t>
       </w:r>
     </w:p>
     <w:p>
@@ -1407,7 +1351,19 @@
         <w:ind w:left="720"/>
       </w:pPr>
       <w:r>
-        <w:t>Je kan grafieken maken zonder expliciete boodschap, maar dan zijn we gewoon data aan het ontsluiten in plaats van statistieken. Dat verwachten wij eerder in dashboards dan op cijferpagina’s.</w:t>
+        <w:t xml:space="preserve">Je kan grafieken maken zonder expliciete boodschap, maar dan </w:t>
+      </w:r>
+      <w:r>
+        <w:t>ontsluiten</w:t>
+      </w:r>
+      <w:r>
+        <w:t xml:space="preserve"> we gewoon data in plaats van statistieken. Dat verwacht</w:t>
+      </w:r>
+      <w:r>
+        <w:t xml:space="preserve"> je </w:t>
+      </w:r>
+      <w:r>
+        <w:t>eerder in dashboards dan op cijferpagina’s.</w:t>
       </w:r>
     </w:p>
     <w:p>
@@ -1477,23 +1433,7 @@
         <w:pStyle w:val="reactie"/>
       </w:pPr>
       <w:r>
-        <w:t xml:space="preserve">Dit gaat regelrecht in tegen goede praktijken uit handboeken. Een algemene regel is dat informatie die bij elkaar hoort, ook zo dicht mogelijk bij elkaar staat. De betekenis van de as, staat dus bij de as zelf. Cole </w:t>
-      </w:r>
-      <w:proofErr w:type="spellStart"/>
-      <w:r>
-        <w:t>Nussbaumer</w:t>
-      </w:r>
-      <w:proofErr w:type="spellEnd"/>
-      <w:r>
-        <w:t xml:space="preserve"> </w:t>
-      </w:r>
-      <w:proofErr w:type="spellStart"/>
-      <w:r>
-        <w:t>Knaflic</w:t>
-      </w:r>
-      <w:proofErr w:type="spellEnd"/>
-      <w:r>
-        <w:t xml:space="preserve"> benoemt dit zelfs heel expliciet in haar handboek. Anders moeten gebruikers gaan zoeken in de titel naar de betekenis van de assen, tussen alle andere informatie, dat is verwarrend en ongebruiksvriendelijk.</w:t>
+        <w:t>Dit gaat regelrecht in tegen goede praktijken uit handboeken. Een algemene regel is dat informatie die bij elkaar hoort, ook zo dicht mogelijk bij elkaar staat. De betekenis van de as, staat dus bij de as zelf. Cole Nussbaumer Knaflic benoemt dit zelfs heel expliciet in haar handboek. Anders moeten gebruikers gaan zoeken in de titel naar de betekenis van de assen, tussen alle andere informatie, dat is verwarrend en ongebruiksvriendelijk.</w:t>
       </w:r>
     </w:p>
     <w:p>
@@ -1603,6 +1543,7 @@
           <w:sz w:val="22"/>
           <w:szCs w:val="22"/>
         </w:rPr>
+        <w:lastRenderedPageBreak/>
         <w:drawing>
           <wp:inline distT="0" distB="0" distL="0" distR="0" wp14:anchorId="4C1BDB7D" wp14:editId="1A4B94E8">
             <wp:extent cx="4593590" cy="3242146"/>
@@ -1619,7 +1560,7 @@
                     <pic:cNvPicPr/>
                   </pic:nvPicPr>
                   <pic:blipFill>
-                    <a:blip r:embed="rId6"/>
+                    <a:blip r:embed="rId9"/>
                     <a:stretch>
                       <a:fillRect/>
                     </a:stretch>
@@ -1939,7 +1880,15 @@
           <w:sz w:val="22"/>
           <w:szCs w:val="22"/>
         </w:rPr>
-        <w:t>Wanneer kiezen we er voor en wanneer niet? Wanneer weten we het en wanneer niet?  Onze rol is ook om op een neutrale manier de cijfers weer te geven en (minimaal) te beschrijven. Dat ‘neutraal principe’ zorgt ervoor dat we zeer behoudend zijn bij commentaar bij de cijfers. Bij het voorbeeld in deze grafiek kunnen we de oorzaken van de verschuivingen mee opnemen, maar we zullen het elke keer moeten afwegen (impact van een beleidsmaatregel wordt bv heel moeilijk).</w:t>
+        <w:t xml:space="preserve">Wanneer kiezen we </w:t>
+      </w:r>
+      <w:r>
+        <w:rPr>
+          <w:sz w:val="22"/>
+          <w:szCs w:val="22"/>
+        </w:rPr>
+        <w:lastRenderedPageBreak/>
+        <w:t>er voor en wanneer niet? Wanneer weten we het en wanneer niet?  Onze rol is ook om op een neutrale manier de cijfers weer te geven en (minimaal) te beschrijven. Dat ‘neutraal principe’ zorgt ervoor dat we zeer behoudend zijn bij commentaar bij de cijfers. Bij het voorbeeld in deze grafiek kunnen we de oorzaken van de verschuivingen mee opnemen, maar we zullen het elke keer moeten afwegen (impact van een beleidsmaatregel wordt bv heel moeilijk).</w:t>
       </w:r>
     </w:p>
     <w:p>
@@ -1961,7 +1910,7 @@
         <w:t xml:space="preserve">Het is volgens praktijkcode en </w:t>
       </w:r>
       <w:r>
-        <w:t xml:space="preserve">internationale richtlijnen ook onze taak transparant te zijn over hoe statistieken tot stand komen. </w:t>
+        <w:t xml:space="preserve">internationale richtlijnen onze taak transparant te zijn over hoe statistieken tot stand komen. </w:t>
       </w:r>
       <w:r>
         <w:t xml:space="preserve">Dat houdt ook een bespreking in van de ruimere context waarin de statistiek wordt gepubliceerd. </w:t>
@@ -1970,7 +1919,19 @@
         <w:t xml:space="preserve">Als beleidsmaatregelen een invloed hebben op gemeten resultaten, is het onze taak </w:t>
       </w:r>
       <w:r>
-        <w:t xml:space="preserve">dat te melden zodat de gebruiker niet zelf op zoek gaat of verkeerde interpretaties </w:t>
+        <w:t xml:space="preserve">dat te melden zodat de gebruiker niet zelf op zoek </w:t>
+      </w:r>
+      <w:r>
+        <w:t xml:space="preserve">moet </w:t>
+      </w:r>
+      <w:r>
+        <w:t>gaa</w:t>
+      </w:r>
+      <w:r>
+        <w:t>n</w:t>
+      </w:r>
+      <w:r>
+        <w:t xml:space="preserve"> of verkeerde interpretaties </w:t>
       </w:r>
       <w:r>
         <w:t xml:space="preserve">geeft. </w:t>
@@ -1995,14 +1956,6 @@
       </w:r>
       <w:r>
         <w:t xml:space="preserve"> Geen informatie geven over beleid is ook niet onschuldig/neutraal.</w:t>
-      </w:r>
-    </w:p>
-    <w:p>
-      <w:pPr>
-        <w:pStyle w:val="reactie"/>
-      </w:pPr>
-      <w:r>
-        <w:t>Zinvolle interpretatie</w:t>
       </w:r>
     </w:p>
     <w:p>
@@ -2064,23 +2017,7 @@
           <w:szCs w:val="22"/>
         </w:rPr>
         <w:br/>
-        <w:t xml:space="preserve">Bij de (online) grafiek voor deze VOS hebben we </w:t>
-      </w:r>
-      <w:proofErr w:type="spellStart"/>
-      <w:r>
-        <w:rPr>
-          <w:sz w:val="22"/>
-          <w:szCs w:val="22"/>
-        </w:rPr>
-        <w:t>ipv</w:t>
-      </w:r>
-      <w:proofErr w:type="spellEnd"/>
-      <w:r>
-        <w:rPr>
-          <w:sz w:val="22"/>
-          <w:szCs w:val="22"/>
-        </w:rPr>
-        <w:t xml:space="preserve"> met een bolletje met een grijs vlak gewerkt. Het vlak kreeg een nummer en dat nummer wordt verklaard als noot onder de grafiek. Dit geeft </w:t>
+        <w:t xml:space="preserve">Bij de (online) grafiek voor deze VOS hebben we ipv met een bolletje met een grijs vlak gewerkt. Het vlak kreeg een nummer en dat nummer wordt verklaard als noot onder de grafiek. Dit geeft </w:t>
       </w:r>
       <w:r>
         <w:rPr>
@@ -2108,23 +2045,7 @@
           <w:sz w:val="22"/>
           <w:szCs w:val="22"/>
         </w:rPr>
-        <w:t xml:space="preserve"> </w:t>
-      </w:r>
-      <w:proofErr w:type="spellStart"/>
-      <w:r>
-        <w:rPr>
-          <w:sz w:val="22"/>
-          <w:szCs w:val="22"/>
-        </w:rPr>
-        <w:t>inkanteling</w:t>
-      </w:r>
-      <w:proofErr w:type="spellEnd"/>
-      <w:r>
-        <w:rPr>
-          <w:sz w:val="22"/>
-          <w:szCs w:val="22"/>
-        </w:rPr>
-        <w:t xml:space="preserve"> van bepaalde diensten als enige verklaring voor de stijging geldt.</w:t>
+        <w:t xml:space="preserve"> inkanteling van bepaalde diensten als enige verklaring voor de stijging geldt.</w:t>
       </w:r>
       <w:r>
         <w:rPr>
@@ -2159,7 +2080,7 @@
         </w:rPr>
         <w:t xml:space="preserve">: </w:t>
       </w:r>
-      <w:hyperlink r:id="rId7" w:history="1">
+      <w:hyperlink r:id="rId10" w:history="1">
         <w:r>
           <w:rPr>
             <w:rStyle w:val="Hyperlink"/>
@@ -2238,6 +2159,7 @@
           <w:szCs w:val="22"/>
           <w:u w:val="single"/>
         </w:rPr>
+        <w:lastRenderedPageBreak/>
         <w:t>Digitale</w:t>
       </w:r>
       <w:r>
@@ -2287,23 +2209,7 @@
           <w:sz w:val="22"/>
           <w:szCs w:val="22"/>
         </w:rPr>
-        <w:t xml:space="preserve"> (</w:t>
-      </w:r>
-      <w:proofErr w:type="spellStart"/>
-      <w:r>
-        <w:rPr>
-          <w:sz w:val="22"/>
-          <w:szCs w:val="22"/>
-        </w:rPr>
-        <w:t>hoover</w:t>
-      </w:r>
-      <w:proofErr w:type="spellEnd"/>
-      <w:r>
-        <w:rPr>
-          <w:sz w:val="22"/>
-          <w:szCs w:val="22"/>
-        </w:rPr>
-        <w:t xml:space="preserve"> functie)</w:t>
+        <w:t xml:space="preserve"> (hoover functie)</w:t>
       </w:r>
       <w:r>
         <w:rPr>
@@ -2506,7 +2412,7 @@
                     </pic:cNvPicPr>
                   </pic:nvPicPr>
                   <pic:blipFill>
-                    <a:blip r:embed="rId8" cstate="print">
+                    <a:blip r:embed="rId11" cstate="print">
                       <a:extLst>
                         <a:ext uri="{28A0092B-C50C-407E-A947-70E740481C1C}">
                           <a14:useLocalDpi xmlns:a14="http://schemas.microsoft.com/office/drawing/2010/main" val="0"/>
@@ -2568,7 +2474,7 @@
                     </pic:cNvPicPr>
                   </pic:nvPicPr>
                   <pic:blipFill>
-                    <a:blip r:embed="rId9" cstate="print">
+                    <a:blip r:embed="rId12" cstate="print">
                       <a:extLst>
                         <a:ext uri="{28A0092B-C50C-407E-A947-70E740481C1C}">
                           <a14:useLocalDpi xmlns:a14="http://schemas.microsoft.com/office/drawing/2010/main" val="0"/>
@@ -2605,15 +2511,7 @@
         <w:pStyle w:val="reactie"/>
       </w:pPr>
       <w:r>
-        <w:t xml:space="preserve">Vergelijk met </w:t>
-      </w:r>
-      <w:proofErr w:type="spellStart"/>
-      <w:r>
-        <w:t>Statbel</w:t>
-      </w:r>
-      <w:proofErr w:type="spellEnd"/>
-      <w:r>
-        <w:t xml:space="preserve">, waar grafiek schaalt in portret modus waardoor gebruiker </w:t>
+        <w:t xml:space="preserve">Vergelijk met Statbel, waar grafiek schaalt in portret modus waardoor gebruiker </w:t>
       </w:r>
       <w:r>
         <w:t>automatisch de neiging zal hebben om te draaien naar optimalere landscape modus.</w:t>
@@ -2627,6 +2525,7 @@
         <w:rPr>
           <w:noProof/>
         </w:rPr>
+        <w:lastRenderedPageBreak/>
         <w:drawing>
           <wp:inline distT="0" distB="0" distL="0" distR="0" wp14:anchorId="1AC990DE" wp14:editId="62BF72C1">
             <wp:extent cx="1160786" cy="2583543"/>
@@ -2645,7 +2544,7 @@
                     </pic:cNvPicPr>
                   </pic:nvPicPr>
                   <pic:blipFill>
-                    <a:blip r:embed="rId10" cstate="print">
+                    <a:blip r:embed="rId13" cstate="print">
                       <a:extLst>
                         <a:ext uri="{28A0092B-C50C-407E-A947-70E740481C1C}">
                           <a14:useLocalDpi xmlns:a14="http://schemas.microsoft.com/office/drawing/2010/main" val="0"/>
@@ -2707,7 +2606,7 @@
                     </pic:cNvPicPr>
                   </pic:nvPicPr>
                   <pic:blipFill>
-                    <a:blip r:embed="rId11" cstate="print">
+                    <a:blip r:embed="rId14" cstate="print">
                       <a:extLst>
                         <a:ext uri="{28A0092B-C50C-407E-A947-70E740481C1C}">
                           <a14:useLocalDpi xmlns:a14="http://schemas.microsoft.com/office/drawing/2010/main" val="0"/>
@@ -2747,15 +2646,7 @@
         <w:t xml:space="preserve">In CSS en Javascript is dit makkelijk instelbaar, maar we hebben geen idee welke beperkingen </w:t>
       </w:r>
       <w:r>
-        <w:t xml:space="preserve">VO-CMS systeem en </w:t>
-      </w:r>
-      <w:proofErr w:type="spellStart"/>
-      <w:r>
-        <w:t>DataWrapper</w:t>
-      </w:r>
-      <w:proofErr w:type="spellEnd"/>
-      <w:r>
-        <w:t xml:space="preserve"> toelaten</w:t>
+        <w:t>VO-CMS systeem en DataWrapper toelaten</w:t>
       </w:r>
       <w:r>
         <w:t>.</w:t>
@@ -2957,23 +2848,10 @@
         <w:pStyle w:val="reactie"/>
       </w:pPr>
       <w:r>
-        <w:t xml:space="preserve">Oplossing -&gt; aparte grafieken, small </w:t>
-      </w:r>
-      <w:proofErr w:type="spellStart"/>
-      <w:r>
-        <w:t>mutiples</w:t>
-      </w:r>
-      <w:proofErr w:type="spellEnd"/>
-      <w:r>
-        <w:t xml:space="preserve">, </w:t>
-      </w:r>
-      <w:proofErr w:type="spellStart"/>
-      <w:r>
-        <w:t>hover</w:t>
-      </w:r>
-      <w:proofErr w:type="spellEnd"/>
-      <w:r>
-        <w:t xml:space="preserve"> functie verder uitbuiten, </w:t>
+        <w:t xml:space="preserve">Oplossing -&gt; aparte grafieken, small mutiples, </w:t>
+      </w:r>
+      <w:r>
+        <w:t xml:space="preserve">hover functie verder uitbuiten, </w:t>
       </w:r>
       <w:r>
         <w:t>…</w:t>
@@ -3126,6 +3004,7 @@
           <w:sz w:val="22"/>
           <w:szCs w:val="22"/>
         </w:rPr>
+        <w:lastRenderedPageBreak/>
         <w:t>Bij recente breuken is er sowieso weinig plaats rechts van de breuk om veel uitleg te plaatsen</w:t>
       </w:r>
     </w:p>
@@ -3683,6 +3562,7 @@
           <w:sz w:val="22"/>
           <w:szCs w:val="22"/>
         </w:rPr>
+        <w:lastRenderedPageBreak/>
         <w:t xml:space="preserve">Bij prognoses </w:t>
       </w:r>
       <w:r>
@@ -3866,13 +3746,8 @@
         <w:pStyle w:val="reactie"/>
       </w:pPr>
       <w:r>
-        <w:t xml:space="preserve">Ter aanvulling, hieronder een voorbeeld uit een post van Koen Van den </w:t>
-      </w:r>
-      <w:proofErr w:type="spellStart"/>
-      <w:r>
-        <w:t>Eeckhout</w:t>
-      </w:r>
-      <w:proofErr w:type="spellEnd"/>
+        <w:t>Ter aanvulling, hieronder een voorbeeld uit een post van Koen Van den Eeckhout</w:t>
+      </w:r>
       <w:r>
         <w:t xml:space="preserve"> op 13/03/2026. Een grafiek met </w:t>
       </w:r>
@@ -3898,15 +3773,7 @@
         <w:t xml:space="preserve">Geen nood aan bijkomende </w:t>
       </w:r>
       <w:r>
-        <w:t xml:space="preserve">tekst, geen nood aan een </w:t>
-      </w:r>
-      <w:proofErr w:type="spellStart"/>
-      <w:r>
-        <w:t>metadatapagina</w:t>
-      </w:r>
-      <w:proofErr w:type="spellEnd"/>
-      <w:r>
-        <w:t>, de grafiek staat op zich.</w:t>
+        <w:t>tekst, geen nood aan een metadatapagina, de grafiek staat op zich.</w:t>
       </w:r>
     </w:p>
     <w:p>
@@ -3922,6 +3789,7 @@
         <w:rPr>
           <w:noProof/>
         </w:rPr>
+        <w:lastRenderedPageBreak/>
         <w:drawing>
           <wp:inline distT="0" distB="0" distL="0" distR="0" wp14:anchorId="70B5B740" wp14:editId="5EAE5242">
             <wp:extent cx="5760720" cy="5760720"/>
@@ -3940,7 +3808,7 @@
                     </pic:cNvPicPr>
                   </pic:nvPicPr>
                   <pic:blipFill>
-                    <a:blip r:embed="rId12">
+                    <a:blip r:embed="rId15">
                       <a:extLst>
                         <a:ext uri="{28A0092B-C50C-407E-A947-70E740481C1C}">
                           <a14:useLocalDpi xmlns:a14="http://schemas.microsoft.com/office/drawing/2010/main" val="0"/>
@@ -5888,6 +5756,271 @@
 </a:theme>
 </file>
 
+<file path=customXml/item1.xml><?xml version="1.0" encoding="utf-8"?>
+<p:properties xmlns:p="http://schemas.microsoft.com/office/2006/metadata/properties" xmlns:xsi="http://www.w3.org/2001/XMLSchema-instance" xmlns:pc="http://schemas.microsoft.com/office/infopath/2007/PartnerControls">
+  <documentManagement>
+    <lcf76f155ced4ddcb4097134ff3c332f xmlns="6ab9a37d-930d-4907-8ac8-20d70a7c6f08">
+      <Terms xmlns="http://schemas.microsoft.com/office/infopath/2007/PartnerControls"/>
+    </lcf76f155ced4ddcb4097134ff3c332f>
+    <TaxCatchAll xmlns="9a9ec0f0-7796-43d0-ac1f-4c8c46ee0bd1" xsi:nil="true"/>
+  </documentManagement>
+</p:properties>
+</file>
+
+<file path=customXml/item2.xml><?xml version="1.0" encoding="utf-8"?>
+<?mso-contentType ?>
+<FormTemplates xmlns="http://schemas.microsoft.com/sharepoint/v3/contenttype/forms">
+  <Display>DocumentLibraryForm</Display>
+  <Edit>DocumentLibraryForm</Edit>
+  <New>DocumentLibraryForm</New>
+</FormTemplates>
+</file>
+
+<file path=customXml/item3.xml><?xml version="1.0" encoding="utf-8"?>
+<ct:contentTypeSchema xmlns:ct="http://schemas.microsoft.com/office/2006/metadata/contentType" xmlns:ma="http://schemas.microsoft.com/office/2006/metadata/properties/metaAttributes" ct:_="" ma:_="" ma:contentTypeName="Document" ma:contentTypeID="0x01010018D1DB0CF6F4A04BAF831FFC67C26B3F" ma:contentTypeVersion="13" ma:contentTypeDescription="Een nieuw document maken." ma:contentTypeScope="" ma:versionID="e4396562658b0b672189b4ab170b8747">
+  <xsd:schema xmlns:xsd="http://www.w3.org/2001/XMLSchema" xmlns:xs="http://www.w3.org/2001/XMLSchema" xmlns:p="http://schemas.microsoft.com/office/2006/metadata/properties" xmlns:ns2="6ab9a37d-930d-4907-8ac8-20d70a7c6f08" xmlns:ns3="9a9ec0f0-7796-43d0-ac1f-4c8c46ee0bd1" targetNamespace="http://schemas.microsoft.com/office/2006/metadata/properties" ma:root="true" ma:fieldsID="306debff3190e00db4636fb212c7585d" ns2:_="" ns3:_="">
+    <xsd:import namespace="6ab9a37d-930d-4907-8ac8-20d70a7c6f08"/>
+    <xsd:import namespace="9a9ec0f0-7796-43d0-ac1f-4c8c46ee0bd1"/>
+    <xsd:element name="properties">
+      <xsd:complexType>
+        <xsd:sequence>
+          <xsd:element name="documentManagement">
+            <xsd:complexType>
+              <xsd:all>
+                <xsd:element ref="ns2:MediaServiceMetadata" minOccurs="0"/>
+                <xsd:element ref="ns2:MediaServiceFastMetadata" minOccurs="0"/>
+                <xsd:element ref="ns2:MediaServiceSearchProperties" minOccurs="0"/>
+                <xsd:element ref="ns2:MediaServiceObjectDetectorVersions" minOccurs="0"/>
+                <xsd:element ref="ns2:MediaServiceGenerationTime" minOccurs="0"/>
+                <xsd:element ref="ns2:MediaServiceEventHashCode" minOccurs="0"/>
+                <xsd:element ref="ns2:lcf76f155ced4ddcb4097134ff3c332f" minOccurs="0"/>
+                <xsd:element ref="ns3:TaxCatchAll" minOccurs="0"/>
+                <xsd:element ref="ns2:MediaServiceDateTaken" minOccurs="0"/>
+                <xsd:element ref="ns2:MediaServiceOCR" minOccurs="0"/>
+                <xsd:element ref="ns2:MediaLengthInSeconds" minOccurs="0"/>
+                <xsd:element ref="ns2:MediaServiceLocation" minOccurs="0"/>
+              </xsd:all>
+            </xsd:complexType>
+          </xsd:element>
+        </xsd:sequence>
+      </xsd:complexType>
+    </xsd:element>
+  </xsd:schema>
+  <xsd:schema xmlns:xsd="http://www.w3.org/2001/XMLSchema" xmlns:xs="http://www.w3.org/2001/XMLSchema" xmlns:dms="http://schemas.microsoft.com/office/2006/documentManagement/types" xmlns:pc="http://schemas.microsoft.com/office/infopath/2007/PartnerControls" targetNamespace="6ab9a37d-930d-4907-8ac8-20d70a7c6f08" elementFormDefault="qualified">
+    <xsd:import namespace="http://schemas.microsoft.com/office/2006/documentManagement/types"/>
+    <xsd:import namespace="http://schemas.microsoft.com/office/infopath/2007/PartnerControls"/>
+    <xsd:element name="MediaServiceMetadata" ma:index="8" nillable="true" ma:displayName="MediaServiceMetadata" ma:hidden="true" ma:internalName="MediaServiceMetadata" ma:readOnly="true">
+      <xsd:simpleType>
+        <xsd:restriction base="dms:Note"/>
+      </xsd:simpleType>
+    </xsd:element>
+    <xsd:element name="MediaServiceFastMetadata" ma:index="9" nillable="true" ma:displayName="MediaServiceFastMetadata" ma:hidden="true" ma:internalName="MediaServiceFastMetadata" ma:readOnly="true">
+      <xsd:simpleType>
+        <xsd:restriction base="dms:Note"/>
+      </xsd:simpleType>
+    </xsd:element>
+    <xsd:element name="MediaServiceSearchProperties" ma:index="10" nillable="true" ma:displayName="MediaServiceSearchProperties" ma:hidden="true" ma:internalName="MediaServiceSearchProperties" ma:readOnly="true">
+      <xsd:simpleType>
+        <xsd:restriction base="dms:Note"/>
+      </xsd:simpleType>
+    </xsd:element>
+    <xsd:element name="MediaServiceObjectDetectorVersions" ma:index="11" nillable="true" ma:displayName="MediaServiceObjectDetectorVersions" ma:hidden="true" ma:indexed="true" ma:internalName="MediaServiceObjectDetectorVersions" ma:readOnly="true">
+      <xsd:simpleType>
+        <xsd:restriction base="dms:Text"/>
+      </xsd:simpleType>
+    </xsd:element>
+    <xsd:element name="MediaServiceGenerationTime" ma:index="12" nillable="true" ma:displayName="MediaServiceGenerationTime" ma:hidden="true" ma:internalName="MediaServiceGenerationTime" ma:readOnly="true">
+      <xsd:simpleType>
+        <xsd:restriction base="dms:Text"/>
+      </xsd:simpleType>
+    </xsd:element>
+    <xsd:element name="MediaServiceEventHashCode" ma:index="13" nillable="true" ma:displayName="MediaServiceEventHashCode" ma:hidden="true" ma:internalName="MediaServiceEventHashCode" ma:readOnly="true">
+      <xsd:simpleType>
+        <xsd:restriction base="dms:Text"/>
+      </xsd:simpleType>
+    </xsd:element>
+    <xsd:element name="lcf76f155ced4ddcb4097134ff3c332f" ma:index="15" nillable="true" ma:taxonomy="true" ma:internalName="lcf76f155ced4ddcb4097134ff3c332f" ma:taxonomyFieldName="MediaServiceImageTags" ma:displayName="Afbeeldingtags" ma:readOnly="false" ma:fieldId="{5cf76f15-5ced-4ddc-b409-7134ff3c332f}" ma:taxonomyMulti="true" ma:sspId="49ca8161-7180-459b-a0ef-1a71cf6ffea5" ma:termSetId="09814cd3-568e-fe90-9814-8d621ff8fb84" ma:anchorId="fba54fb3-c3e1-fe81-a776-ca4b69148c4d" ma:open="true" ma:isKeyword="false">
+      <xsd:complexType>
+        <xsd:sequence>
+          <xsd:element ref="pc:Terms" minOccurs="0" maxOccurs="1"/>
+        </xsd:sequence>
+      </xsd:complexType>
+    </xsd:element>
+    <xsd:element name="MediaServiceDateTaken" ma:index="17" nillable="true" ma:displayName="MediaServiceDateTaken" ma:hidden="true" ma:indexed="true" ma:internalName="MediaServiceDateTaken" ma:readOnly="true">
+      <xsd:simpleType>
+        <xsd:restriction base="dms:Text"/>
+      </xsd:simpleType>
+    </xsd:element>
+    <xsd:element name="MediaServiceOCR" ma:index="18" nillable="true" ma:displayName="Extracted Text" ma:internalName="MediaServiceOCR" ma:readOnly="true">
+      <xsd:simpleType>
+        <xsd:restriction base="dms:Note">
+          <xsd:maxLength value="255"/>
+        </xsd:restriction>
+      </xsd:simpleType>
+    </xsd:element>
+    <xsd:element name="MediaLengthInSeconds" ma:index="19" nillable="true" ma:displayName="MediaLengthInSeconds" ma:hidden="true" ma:internalName="MediaLengthInSeconds" ma:readOnly="true">
+      <xsd:simpleType>
+        <xsd:restriction base="dms:Unknown"/>
+      </xsd:simpleType>
+    </xsd:element>
+    <xsd:element name="MediaServiceLocation" ma:index="20" nillable="true" ma:displayName="Location" ma:indexed="true" ma:internalName="MediaServiceLocation" ma:readOnly="true">
+      <xsd:simpleType>
+        <xsd:restriction base="dms:Text"/>
+      </xsd:simpleType>
+    </xsd:element>
+  </xsd:schema>
+  <xsd:schema xmlns:xsd="http://www.w3.org/2001/XMLSchema" xmlns:xs="http://www.w3.org/2001/XMLSchema" xmlns:dms="http://schemas.microsoft.com/office/2006/documentManagement/types" xmlns:pc="http://schemas.microsoft.com/office/infopath/2007/PartnerControls" targetNamespace="9a9ec0f0-7796-43d0-ac1f-4c8c46ee0bd1" elementFormDefault="qualified">
+    <xsd:import namespace="http://schemas.microsoft.com/office/2006/documentManagement/types"/>
+    <xsd:import namespace="http://schemas.microsoft.com/office/infopath/2007/PartnerControls"/>
+    <xsd:element name="TaxCatchAll" ma:index="16" nillable="true" ma:displayName="Taxonomy Catch All Column" ma:hidden="true" ma:list="{628ae622-a2c5-41ab-a834-04f007f7ade9}" ma:internalName="TaxCatchAll" ma:showField="CatchAllData" ma:web="5b0c7779-fcdd-4d12-9999-ca37719676af">
+      <xsd:complexType>
+        <xsd:complexContent>
+          <xsd:extension base="dms:MultiChoiceLookup">
+            <xsd:sequence>
+              <xsd:element name="Value" type="dms:Lookup" maxOccurs="unbounded" minOccurs="0" nillable="true"/>
+            </xsd:sequence>
+          </xsd:extension>
+        </xsd:complexContent>
+      </xsd:complexType>
+    </xsd:element>
+  </xsd:schema>
+  <xsd:schema xmlns="http://schemas.openxmlformats.org/package/2006/metadata/core-properties" xmlns:xsd="http://www.w3.org/2001/XMLSchema" xmlns:xsi="http://www.w3.org/2001/XMLSchema-instance" xmlns:dc="http://purl.org/dc/elements/1.1/" xmlns:dcterms="http://purl.org/dc/terms/" xmlns:odoc="http://schemas.microsoft.com/internal/obd" targetNamespace="http://schemas.openxmlformats.org/package/2006/metadata/core-properties" elementFormDefault="qualified" attributeFormDefault="unqualified" blockDefault="#all">
+    <xsd:import namespace="http://purl.org/dc/elements/1.1/" schemaLocation="http://dublincore.org/schemas/xmls/qdc/2003/04/02/dc.xsd"/>
+    <xsd:import namespace="http://purl.org/dc/terms/" schemaLocation="http://dublincore.org/schemas/xmls/qdc/2003/04/02/dcterms.xsd"/>
+    <xsd:element name="coreProperties" type="CT_coreProperties"/>
+    <xsd:complexType name="CT_coreProperties">
+      <xsd:all>
+        <xsd:element ref="dc:creator" minOccurs="0" maxOccurs="1"/>
+        <xsd:element ref="dcterms:created" minOccurs="0" maxOccurs="1"/>
+        <xsd:element ref="dc:identifier" minOccurs="0" maxOccurs="1"/>
+        <xsd:element name="contentType" minOccurs="0" maxOccurs="1" type="xsd:string" ma:index="0" ma:displayName="Inhoudstype"/>
+        <xsd:element ref="dc:title" minOccurs="0" maxOccurs="1" ma:index="4" ma:displayName="Titel"/>
+        <xsd:element ref="dc:subject" minOccurs="0" maxOccurs="1"/>
+        <xsd:element ref="dc:description" minOccurs="0" maxOccurs="1"/>
+        <xsd:element name="keywords" minOccurs="0" maxOccurs="1" type="xsd:string"/>
+        <xsd:element ref="dc:language" minOccurs="0" maxOccurs="1"/>
+        <xsd:element name="category" minOccurs="0" maxOccurs="1" type="xsd:string"/>
+        <xsd:element name="version" minOccurs="0" maxOccurs="1" type="xsd:string"/>
+        <xsd:element name="revision" minOccurs="0" maxOccurs="1" type="xsd:string">
+          <xsd:annotation>
+            <xsd:documentation>
+                        This value indicates the number of saves or revisions. The application is responsible for updating this value after each revision.
+                    </xsd:documentation>
+          </xsd:annotation>
+        </xsd:element>
+        <xsd:element name="lastModifiedBy" minOccurs="0" maxOccurs="1" type="xsd:string"/>
+        <xsd:element ref="dcterms:modified" minOccurs="0" maxOccurs="1"/>
+        <xsd:element name="contentStatus" minOccurs="0" maxOccurs="1" type="xsd:string"/>
+      </xsd:all>
+    </xsd:complexType>
+  </xsd:schema>
+  <xs:schema xmlns:pc="http://schemas.microsoft.com/office/infopath/2007/PartnerControls" xmlns:xs="http://www.w3.org/2001/XMLSchema" targetNamespace="http://schemas.microsoft.com/office/infopath/2007/PartnerControls" elementFormDefault="qualified" attributeFormDefault="unqualified">
+    <xs:element name="Person">
+      <xs:complexType>
+        <xs:sequence>
+          <xs:element ref="pc:DisplayName" minOccurs="0"/>
+          <xs:element ref="pc:AccountId" minOccurs="0"/>
+          <xs:element ref="pc:AccountType" minOccurs="0"/>
+        </xs:sequence>
+      </xs:complexType>
+    </xs:element>
+    <xs:element name="DisplayName" type="xs:string"/>
+    <xs:element name="AccountId" type="xs:string"/>
+    <xs:element name="AccountType" type="xs:string"/>
+    <xs:element name="BDCAssociatedEntity">
+      <xs:complexType>
+        <xs:sequence>
+          <xs:element ref="pc:BDCEntity" minOccurs="0" maxOccurs="unbounded"/>
+        </xs:sequence>
+        <xs:attribute ref="pc:EntityNamespace"/>
+        <xs:attribute ref="pc:EntityName"/>
+        <xs:attribute ref="pc:SystemInstanceName"/>
+        <xs:attribute ref="pc:AssociationName"/>
+      </xs:complexType>
+    </xs:element>
+    <xs:attribute name="EntityNamespace" type="xs:string"/>
+    <xs:attribute name="EntityName" type="xs:string"/>
+    <xs:attribute name="SystemInstanceName" type="xs:string"/>
+    <xs:attribute name="AssociationName" type="xs:string"/>
+    <xs:element name="BDCEntity">
+      <xs:complexType>
+        <xs:sequence>
+          <xs:element ref="pc:EntityDisplayName" minOccurs="0"/>
+          <xs:element ref="pc:EntityInstanceReference" minOccurs="0"/>
+          <xs:element ref="pc:EntityId1" minOccurs="0"/>
+          <xs:element ref="pc:EntityId2" minOccurs="0"/>
+          <xs:element ref="pc:EntityId3" minOccurs="0"/>
+          <xs:element ref="pc:EntityId4" minOccurs="0"/>
+          <xs:element ref="pc:EntityId5" minOccurs="0"/>
+        </xs:sequence>
+      </xs:complexType>
+    </xs:element>
+    <xs:element name="EntityDisplayName" type="xs:string"/>
+    <xs:element name="EntityInstanceReference" type="xs:string"/>
+    <xs:element name="EntityId1" type="xs:string"/>
+    <xs:element name="EntityId2" type="xs:string"/>
+    <xs:element name="EntityId3" type="xs:string"/>
+    <xs:element name="EntityId4" type="xs:string"/>
+    <xs:element name="EntityId5" type="xs:string"/>
+    <xs:element name="Terms">
+      <xs:complexType>
+        <xs:sequence>
+          <xs:element ref="pc:TermInfo" minOccurs="0" maxOccurs="unbounded"/>
+        </xs:sequence>
+      </xs:complexType>
+    </xs:element>
+    <xs:element name="TermInfo">
+      <xs:complexType>
+        <xs:sequence>
+          <xs:element ref="pc:TermName" minOccurs="0"/>
+          <xs:element ref="pc:TermId" minOccurs="0"/>
+        </xs:sequence>
+      </xs:complexType>
+    </xs:element>
+    <xs:element name="TermName" type="xs:string"/>
+    <xs:element name="TermId" type="xs:string"/>
+  </xs:schema>
+</ct:contentTypeSchema>
+</file>
+
+<file path=customXml/itemProps1.xml><?xml version="1.0" encoding="utf-8"?>
+<ds:datastoreItem xmlns:ds="http://schemas.openxmlformats.org/officeDocument/2006/customXml" ds:itemID="{0C150C26-011F-4CBE-B92B-373D5BA75B30}">
+  <ds:schemaRefs>
+    <ds:schemaRef ds:uri="http://schemas.microsoft.com/office/2006/metadata/properties"/>
+    <ds:schemaRef ds:uri="http://schemas.microsoft.com/office/infopath/2007/PartnerControls"/>
+    <ds:schemaRef ds:uri="6ab9a37d-930d-4907-8ac8-20d70a7c6f08"/>
+    <ds:schemaRef ds:uri="9a9ec0f0-7796-43d0-ac1f-4c8c46ee0bd1"/>
+  </ds:schemaRefs>
+</ds:datastoreItem>
+</file>
+
+<file path=customXml/itemProps2.xml><?xml version="1.0" encoding="utf-8"?>
+<ds:datastoreItem xmlns:ds="http://schemas.openxmlformats.org/officeDocument/2006/customXml" ds:itemID="{7C1A3667-70CD-430C-974C-BCDE12C2DF9C}">
+  <ds:schemaRefs>
+    <ds:schemaRef ds:uri="http://schemas.microsoft.com/sharepoint/v3/contenttype/forms"/>
+  </ds:schemaRefs>
+</ds:datastoreItem>
+</file>
+
+<file path=customXml/itemProps3.xml><?xml version="1.0" encoding="utf-8"?>
+<ds:datastoreItem xmlns:ds="http://schemas.openxmlformats.org/officeDocument/2006/customXml" ds:itemID="{F893E30D-BA70-41E3-9AD9-E203183962B0}">
+  <ds:schemaRefs>
+    <ds:schemaRef ds:uri="http://schemas.microsoft.com/office/2006/metadata/contentType"/>
+    <ds:schemaRef ds:uri="http://schemas.microsoft.com/office/2006/metadata/properties/metaAttributes"/>
+    <ds:schemaRef ds:uri="http://www.w3.org/2001/XMLSchema"/>
+    <ds:schemaRef ds:uri="http://schemas.microsoft.com/office/2006/metadata/properties"/>
+    <ds:schemaRef ds:uri="6ab9a37d-930d-4907-8ac8-20d70a7c6f08"/>
+    <ds:schemaRef ds:uri="9a9ec0f0-7796-43d0-ac1f-4c8c46ee0bd1"/>
+    <ds:schemaRef ds:uri="http://schemas.microsoft.com/office/2006/documentManagement/types"/>
+    <ds:schemaRef ds:uri="http://schemas.microsoft.com/office/infopath/2007/PartnerControls"/>
+    <ds:schemaRef ds:uri="http://schemas.openxmlformats.org/package/2006/metadata/core-properties"/>
+    <ds:schemaRef ds:uri="http://purl.org/dc/elements/1.1/"/>
+    <ds:schemaRef ds:uri="http://purl.org/dc/terms/"/>
+    <ds:schemaRef ds:uri="http://schemas.microsoft.com/internal/obd"/>
+  </ds:schemaRefs>
+</ds:datastoreItem>
+</file>
+
 <file path=docMetadata/LabelInfo.xml><?xml version="1.0" encoding="utf-8"?>
 <clbl:labelList xmlns:clbl="http://schemas.microsoft.com/office/2020/mipLabelMetadata">
   <clbl:label id="{0c0338a6-9561-4ee8-b8d6-4e89cbd520a0}" enabled="0" method="" siteId="{0c0338a6-9561-4ee8-b8d6-4e89cbd520a0}" removed="1"/>
